--- a/Week 6/WEEK 6_OUTPUT.docx
+++ b/Week 6/WEEK 6_OUTPUT.docx
@@ -66,37 +66,58 @@
           <w:sz w:val="24"/>
           <w:szCs w:val="24"/>
         </w:rPr>
-        <w:t>Create a new React Application with the name “myfirstreact”</w:t>
-      </w:r>
+        <w:t>Create a new React Application with the name “</w:t>
+      </w:r>
+      <w:proofErr w:type="spellStart"/>
       <w:r>
         <w:rPr>
           <w:rFonts w:ascii="Times New Roman" w:hAnsi="Times New Roman" w:cs="Times New Roman"/>
           <w:sz w:val="24"/>
           <w:szCs w:val="24"/>
         </w:rPr>
-        <w:t>.</w:t>
-      </w:r>
-    </w:p>
-    <w:p>
-      <w:pPr>
-        <w:pStyle w:val="ListParagraph"/>
+        <w:t>myfirstreact</w:t>
+      </w:r>
+      <w:proofErr w:type="spellEnd"/>
+      <w:r>
         <w:rPr>
           <w:rFonts w:ascii="Times New Roman" w:hAnsi="Times New Roman" w:cs="Times New Roman"/>
           <w:sz w:val="24"/>
           <w:szCs w:val="24"/>
         </w:rPr>
-      </w:pPr>
-    </w:p>
-    <w:p>
-      <w:pPr>
-        <w:pStyle w:val="ListParagraph"/>
+        <w:t>”</w:t>
+      </w:r>
+      <w:r>
         <w:rPr>
           <w:rFonts w:ascii="Times New Roman" w:hAnsi="Times New Roman" w:cs="Times New Roman"/>
           <w:sz w:val="24"/>
           <w:szCs w:val="24"/>
         </w:rPr>
-      </w:pPr>
-      <w:r>
+        <w:t>.</w:t>
+      </w:r>
+    </w:p>
+    <w:p>
+      <w:pPr>
+        <w:pStyle w:val="ListParagraph"/>
+        <w:rPr>
+          <w:rFonts w:ascii="Times New Roman" w:hAnsi="Times New Roman" w:cs="Times New Roman"/>
+          <w:sz w:val="24"/>
+          <w:szCs w:val="24"/>
+        </w:rPr>
+      </w:pPr>
+    </w:p>
+    <w:p>
+      <w:pPr>
+        <w:pStyle w:val="ListParagraph"/>
+        <w:rPr>
+          <w:rFonts w:ascii="Times New Roman" w:hAnsi="Times New Roman" w:cs="Times New Roman"/>
+          <w:sz w:val="24"/>
+          <w:szCs w:val="24"/>
+        </w:rPr>
+      </w:pPr>
+      <w:r>
+        <w:rPr>
+          <w:noProof/>
+        </w:rPr>
         <w:drawing>
           <wp:inline distT="0" distB="0" distL="0" distR="0" wp14:anchorId="22615431" wp14:editId="0AE78E62">
             <wp:extent cx="5358130" cy="708660"/>
@@ -153,7 +174,25 @@
           <w:sz w:val="24"/>
           <w:szCs w:val="24"/>
         </w:rPr>
-        <w:t>Create a react app for Student Management Portal named StudentApp and create a component named Home which will display the Message “Welcome to the Home page of Student Management Portal”. Create another component named About and display the Message “Welcome to the About page of the Student Management Portal”. Create a third component named Contact and display the Message “Welcome to the Contact page of the Student Management Portal”. Call all the three components</w:t>
+        <w:t xml:space="preserve">Create a react app for Student Management Portal named </w:t>
+      </w:r>
+      <w:proofErr w:type="spellStart"/>
+      <w:r>
+        <w:rPr>
+          <w:rFonts w:ascii="Times New Roman" w:hAnsi="Times New Roman" w:cs="Times New Roman"/>
+          <w:sz w:val="24"/>
+          <w:szCs w:val="24"/>
+        </w:rPr>
+        <w:t>StudentApp</w:t>
+      </w:r>
+      <w:proofErr w:type="spellEnd"/>
+      <w:r>
+        <w:rPr>
+          <w:rFonts w:ascii="Times New Roman" w:hAnsi="Times New Roman" w:cs="Times New Roman"/>
+          <w:sz w:val="24"/>
+          <w:szCs w:val="24"/>
+        </w:rPr>
+        <w:t xml:space="preserve"> and create a component named Home which will display the Message “Welcome to the Home page of Student Management Portal”. Create another component named About and display the Message “Welcome to the About page of the Student Management Portal”. Create a third component named Contact and display the Message “Welcome to the Contact page of the Student Management Portal”. Call all the three components</w:t>
       </w:r>
       <w:r>
         <w:rPr>
@@ -177,6 +216,9 @@
         <w:pStyle w:val="ListParagraph"/>
       </w:pPr>
       <w:r>
+        <w:rPr>
+          <w:noProof/>
+        </w:rPr>
         <w:drawing>
           <wp:inline distT="0" distB="0" distL="0" distR="0" wp14:anchorId="7BB69D77" wp14:editId="41ED4312">
             <wp:extent cx="5739130" cy="1303020"/>
@@ -235,7 +277,43 @@
           <w:sz w:val="24"/>
           <w:szCs w:val="24"/>
         </w:rPr>
-        <w:t>Create a react app for Student Management Portal named scorecalculatorapp and create a function component named “CalculateScore” which will accept Name, School, Total and goal in order to calculate the average score of a student and display the same.</w:t>
+        <w:t xml:space="preserve">Create a react app for Student Management Portal named </w:t>
+      </w:r>
+      <w:proofErr w:type="spellStart"/>
+      <w:r>
+        <w:rPr>
+          <w:rFonts w:ascii="Times New Roman" w:hAnsi="Times New Roman" w:cs="Times New Roman"/>
+          <w:sz w:val="24"/>
+          <w:szCs w:val="24"/>
+        </w:rPr>
+        <w:t>scorecalculatorapp</w:t>
+      </w:r>
+      <w:proofErr w:type="spellEnd"/>
+      <w:r>
+        <w:rPr>
+          <w:rFonts w:ascii="Times New Roman" w:hAnsi="Times New Roman" w:cs="Times New Roman"/>
+          <w:sz w:val="24"/>
+          <w:szCs w:val="24"/>
+        </w:rPr>
+        <w:t xml:space="preserve"> and create a function component named “</w:t>
+      </w:r>
+      <w:proofErr w:type="spellStart"/>
+      <w:r>
+        <w:rPr>
+          <w:rFonts w:ascii="Times New Roman" w:hAnsi="Times New Roman" w:cs="Times New Roman"/>
+          <w:sz w:val="24"/>
+          <w:szCs w:val="24"/>
+        </w:rPr>
+        <w:t>CalculateScore</w:t>
+      </w:r>
+      <w:proofErr w:type="spellEnd"/>
+      <w:r>
+        <w:rPr>
+          <w:rFonts w:ascii="Times New Roman" w:hAnsi="Times New Roman" w:cs="Times New Roman"/>
+          <w:sz w:val="24"/>
+          <w:szCs w:val="24"/>
+        </w:rPr>
+        <w:t>” which will accept Name, School, Total and goal in order to calculate the average score of a student and display the same.</w:t>
       </w:r>
     </w:p>
     <w:p>
@@ -246,6 +324,9 @@
     <w:p/>
     <w:p>
       <w:r>
+        <w:rPr>
+          <w:noProof/>
+        </w:rPr>
         <w:drawing>
           <wp:inline distT="0" distB="0" distL="0" distR="0" wp14:anchorId="690B1B73" wp14:editId="721D6E81">
             <wp:extent cx="5471160" cy="1546860"/>
@@ -313,7 +394,21 @@
         <w:rPr>
           <w:rFonts w:ascii="Arial" w:hAnsi="Arial" w:cs="Arial"/>
         </w:rPr>
-        <w:t xml:space="preserve"> tool with the name as “blogapp”</w:t>
+        <w:t xml:space="preserve"> tool with the name as “</w:t>
+      </w:r>
+      <w:proofErr w:type="spellStart"/>
+      <w:r>
+        <w:rPr>
+          <w:rFonts w:ascii="Arial" w:hAnsi="Arial" w:cs="Arial"/>
+        </w:rPr>
+        <w:t>blogapp</w:t>
+      </w:r>
+      <w:proofErr w:type="spellEnd"/>
+      <w:r>
+        <w:rPr>
+          <w:rFonts w:ascii="Arial" w:hAnsi="Arial" w:cs="Arial"/>
+        </w:rPr>
+        <w:t>”</w:t>
       </w:r>
     </w:p>
     <w:p>
@@ -344,6 +439,9 @@
         <w:pStyle w:val="ListParagraph"/>
       </w:pPr>
       <w:r>
+        <w:rPr>
+          <w:noProof/>
+        </w:rPr>
         <w:drawing>
           <wp:inline distT="0" distB="0" distL="0" distR="0" wp14:anchorId="312D964A" wp14:editId="33D57B3C">
             <wp:extent cx="5731510" cy="2279015"/>
@@ -411,6 +509,9 @@
         <w:pStyle w:val="ListParagraph"/>
       </w:pPr>
       <w:r>
+        <w:rPr>
+          <w:noProof/>
+        </w:rPr>
         <w:drawing>
           <wp:inline distT="0" distB="0" distL="0" distR="0" wp14:anchorId="3DBD3103" wp14:editId="30C06079">
             <wp:extent cx="5731510" cy="2251075"/>
@@ -436,6 +537,334 @@
                     <a:xfrm>
                       <a:off x="0" y="0"/>
                       <a:ext cx="5731510" cy="2251075"/>
+                    </a:xfrm>
+                    <a:prstGeom prst="rect">
+                      <a:avLst/>
+                    </a:prstGeom>
+                  </pic:spPr>
+                </pic:pic>
+              </a:graphicData>
+            </a:graphic>
+          </wp:inline>
+        </w:drawing>
+      </w:r>
+    </w:p>
+    <w:p>
+      <w:pPr>
+        <w:pStyle w:val="ListParagraph"/>
+      </w:pPr>
+    </w:p>
+    <w:p>
+      <w:pPr>
+        <w:pStyle w:val="ListParagraph"/>
+        <w:rPr>
+          <w:rFonts w:ascii="Times New Roman" w:hAnsi="Times New Roman" w:cs="Times New Roman"/>
+          <w:b/>
+          <w:bCs/>
+          <w:sz w:val="28"/>
+          <w:szCs w:val="28"/>
+        </w:rPr>
+      </w:pPr>
+    </w:p>
+    <w:p>
+      <w:pPr>
+        <w:pStyle w:val="ListParagraph"/>
+        <w:rPr>
+          <w:rFonts w:ascii="Times New Roman" w:hAnsi="Times New Roman" w:cs="Times New Roman"/>
+          <w:b/>
+          <w:bCs/>
+          <w:sz w:val="28"/>
+          <w:szCs w:val="28"/>
+        </w:rPr>
+      </w:pPr>
+    </w:p>
+    <w:p>
+      <w:pPr>
+        <w:pStyle w:val="ListParagraph"/>
+        <w:rPr>
+          <w:rFonts w:ascii="Times New Roman" w:hAnsi="Times New Roman" w:cs="Times New Roman"/>
+          <w:b/>
+          <w:bCs/>
+          <w:sz w:val="28"/>
+          <w:szCs w:val="28"/>
+        </w:rPr>
+      </w:pPr>
+    </w:p>
+    <w:p>
+      <w:pPr>
+        <w:pStyle w:val="ListParagraph"/>
+        <w:rPr>
+          <w:rFonts w:ascii="Times New Roman" w:hAnsi="Times New Roman" w:cs="Times New Roman"/>
+          <w:b/>
+          <w:bCs/>
+          <w:sz w:val="28"/>
+          <w:szCs w:val="28"/>
+        </w:rPr>
+      </w:pPr>
+    </w:p>
+    <w:p>
+      <w:pPr>
+        <w:pStyle w:val="ListParagraph"/>
+        <w:rPr>
+          <w:rFonts w:ascii="Times New Roman" w:hAnsi="Times New Roman" w:cs="Times New Roman"/>
+          <w:b/>
+          <w:bCs/>
+          <w:sz w:val="28"/>
+          <w:szCs w:val="28"/>
+        </w:rPr>
+      </w:pPr>
+    </w:p>
+    <w:p>
+      <w:pPr>
+        <w:pStyle w:val="ListParagraph"/>
+        <w:rPr>
+          <w:rFonts w:ascii="Times New Roman" w:hAnsi="Times New Roman" w:cs="Times New Roman"/>
+          <w:b/>
+          <w:bCs/>
+          <w:sz w:val="28"/>
+          <w:szCs w:val="28"/>
+        </w:rPr>
+      </w:pPr>
+    </w:p>
+    <w:p>
+      <w:pPr>
+        <w:pStyle w:val="ListParagraph"/>
+        <w:rPr>
+          <w:rFonts w:ascii="Times New Roman" w:hAnsi="Times New Roman" w:cs="Times New Roman"/>
+          <w:b/>
+          <w:bCs/>
+          <w:sz w:val="28"/>
+          <w:szCs w:val="28"/>
+        </w:rPr>
+      </w:pPr>
+    </w:p>
+    <w:p>
+      <w:pPr>
+        <w:pStyle w:val="ListParagraph"/>
+        <w:rPr>
+          <w:rFonts w:ascii="Times New Roman" w:hAnsi="Times New Roman" w:cs="Times New Roman"/>
+          <w:b/>
+          <w:bCs/>
+          <w:sz w:val="28"/>
+          <w:szCs w:val="28"/>
+        </w:rPr>
+      </w:pPr>
+      <w:r>
+        <w:rPr>
+          <w:rFonts w:ascii="Times New Roman" w:hAnsi="Times New Roman" w:cs="Times New Roman"/>
+          <w:b/>
+          <w:bCs/>
+          <w:sz w:val="28"/>
+          <w:szCs w:val="28"/>
+        </w:rPr>
+        <w:lastRenderedPageBreak/>
+        <w:t>ADDITIONAL EXERCISES:</w:t>
+      </w:r>
+    </w:p>
+    <w:p>
+      <w:pPr>
+        <w:pStyle w:val="ListParagraph"/>
+        <w:rPr>
+          <w:rFonts w:ascii="Times New Roman" w:hAnsi="Times New Roman" w:cs="Times New Roman"/>
+          <w:b/>
+          <w:bCs/>
+          <w:sz w:val="28"/>
+          <w:szCs w:val="28"/>
+        </w:rPr>
+      </w:pPr>
+    </w:p>
+    <w:p>
+      <w:pPr>
+        <w:ind w:left="360"/>
+        <w:rPr>
+          <w:rFonts w:ascii="Arial" w:hAnsi="Arial" w:cs="Arial"/>
+        </w:rPr>
+      </w:pPr>
+      <w:r>
+        <w:rPr>
+          <w:rFonts w:ascii="Arial" w:hAnsi="Arial" w:cs="Arial"/>
+        </w:rPr>
+        <w:t xml:space="preserve">7). </w:t>
+      </w:r>
+      <w:r>
+        <w:rPr>
+          <w:rFonts w:ascii="Arial" w:hAnsi="Arial" w:cs="Arial"/>
+        </w:rPr>
+        <w:t>Create a React Application named “</w:t>
+      </w:r>
+      <w:proofErr w:type="spellStart"/>
+      <w:r>
+        <w:rPr>
+          <w:rFonts w:ascii="Arial" w:hAnsi="Arial" w:cs="Arial"/>
+        </w:rPr>
+        <w:t>shoppingapp</w:t>
+      </w:r>
+      <w:proofErr w:type="spellEnd"/>
+      <w:r>
+        <w:rPr>
+          <w:rFonts w:ascii="Arial" w:hAnsi="Arial" w:cs="Arial"/>
+        </w:rPr>
+        <w:t>” with a class component named “</w:t>
+      </w:r>
+      <w:proofErr w:type="spellStart"/>
+      <w:r>
+        <w:rPr>
+          <w:rFonts w:ascii="Arial" w:hAnsi="Arial" w:cs="Arial"/>
+        </w:rPr>
+        <w:t>OnlineShopping</w:t>
+      </w:r>
+      <w:proofErr w:type="spellEnd"/>
+      <w:r>
+        <w:rPr>
+          <w:rFonts w:ascii="Arial" w:hAnsi="Arial" w:cs="Arial"/>
+        </w:rPr>
+        <w:t>” and “Cart”.</w:t>
+      </w:r>
+    </w:p>
+    <w:p>
+      <w:pPr>
+        <w:pStyle w:val="ListParagraph"/>
+        <w:rPr>
+          <w:rFonts w:ascii="Times New Roman" w:hAnsi="Times New Roman" w:cs="Times New Roman"/>
+          <w:b/>
+          <w:bCs/>
+          <w:sz w:val="28"/>
+          <w:szCs w:val="28"/>
+        </w:rPr>
+      </w:pPr>
+    </w:p>
+    <w:p>
+      <w:pPr>
+        <w:pStyle w:val="ListParagraph"/>
+      </w:pPr>
+      <w:r>
+        <w:drawing>
+          <wp:inline distT="0" distB="0" distL="0" distR="0" wp14:anchorId="72A18183" wp14:editId="73B8F750">
+            <wp:extent cx="5731510" cy="2526030"/>
+            <wp:effectExtent l="0" t="0" r="2540" b="7620"/>
+            <wp:docPr id="289038954" name="Picture 1"/>
+            <wp:cNvGraphicFramePr>
+              <a:graphicFrameLocks xmlns:a="http://schemas.openxmlformats.org/drawingml/2006/main" noChangeAspect="1"/>
+            </wp:cNvGraphicFramePr>
+            <a:graphic xmlns:a="http://schemas.openxmlformats.org/drawingml/2006/main">
+              <a:graphicData uri="http://schemas.openxmlformats.org/drawingml/2006/picture">
+                <pic:pic xmlns:pic="http://schemas.openxmlformats.org/drawingml/2006/picture">
+                  <pic:nvPicPr>
+                    <pic:cNvPr id="289038954" name=""/>
+                    <pic:cNvPicPr/>
+                  </pic:nvPicPr>
+                  <pic:blipFill>
+                    <a:blip r:embed="rId10"/>
+                    <a:stretch>
+                      <a:fillRect/>
+                    </a:stretch>
+                  </pic:blipFill>
+                  <pic:spPr>
+                    <a:xfrm>
+                      <a:off x="0" y="0"/>
+                      <a:ext cx="5731510" cy="2526030"/>
+                    </a:xfrm>
+                    <a:prstGeom prst="rect">
+                      <a:avLst/>
+                    </a:prstGeom>
+                  </pic:spPr>
+                </pic:pic>
+              </a:graphicData>
+            </a:graphic>
+          </wp:inline>
+        </w:drawing>
+      </w:r>
+    </w:p>
+    <w:p>
+      <w:pPr>
+        <w:pStyle w:val="ListParagraph"/>
+      </w:pPr>
+    </w:p>
+    <w:p>
+      <w:pPr>
+        <w:pStyle w:val="ListParagraph"/>
+        <w:rPr>
+          <w:lang w:val="en-US"/>
+        </w:rPr>
+      </w:pPr>
+      <w:r>
+        <w:t xml:space="preserve">8. </w:t>
+      </w:r>
+      <w:r>
+        <w:rPr>
+          <w:lang w:val="en-US"/>
+        </w:rPr>
+        <w:t>Create a React App “</w:t>
+      </w:r>
+      <w:proofErr w:type="spellStart"/>
+      <w:r>
+        <w:rPr>
+          <w:lang w:val="en-US"/>
+        </w:rPr>
+        <w:t>counterapp</w:t>
+      </w:r>
+      <w:proofErr w:type="spellEnd"/>
+      <w:r>
+        <w:rPr>
+          <w:lang w:val="en-US"/>
+        </w:rPr>
+        <w:t>” which will have a component named “</w:t>
+      </w:r>
+      <w:proofErr w:type="spellStart"/>
+      <w:r>
+        <w:rPr>
+          <w:lang w:val="en-US"/>
+        </w:rPr>
+        <w:t>CountPeople</w:t>
+      </w:r>
+      <w:proofErr w:type="spellEnd"/>
+      <w:r>
+        <w:rPr>
+          <w:lang w:val="en-US"/>
+        </w:rPr>
+        <w:t>” which will have 2 methods.</w:t>
+      </w:r>
+    </w:p>
+    <w:p>
+      <w:pPr>
+        <w:pStyle w:val="ListParagraph"/>
+      </w:pPr>
+    </w:p>
+    <w:p>
+      <w:pPr>
+        <w:pStyle w:val="ListParagraph"/>
+      </w:pPr>
+    </w:p>
+    <w:p>
+      <w:pPr>
+        <w:pStyle w:val="ListParagraph"/>
+      </w:pPr>
+      <w:r>
+        <w:drawing>
+          <wp:inline distT="0" distB="0" distL="0" distR="0" wp14:anchorId="3424F257" wp14:editId="0871B0FA">
+            <wp:extent cx="3939881" cy="1455546"/>
+            <wp:effectExtent l="0" t="0" r="3810" b="0"/>
+            <wp:docPr id="1223754535" name="Picture 1"/>
+            <wp:cNvGraphicFramePr>
+              <a:graphicFrameLocks xmlns:a="http://schemas.openxmlformats.org/drawingml/2006/main" noChangeAspect="1"/>
+            </wp:cNvGraphicFramePr>
+            <a:graphic xmlns:a="http://schemas.openxmlformats.org/drawingml/2006/main">
+              <a:graphicData uri="http://schemas.openxmlformats.org/drawingml/2006/picture">
+                <pic:pic xmlns:pic="http://schemas.openxmlformats.org/drawingml/2006/picture">
+                  <pic:nvPicPr>
+                    <pic:cNvPr id="1223754535" name=""/>
+                    <pic:cNvPicPr/>
+                  </pic:nvPicPr>
+                  <pic:blipFill>
+                    <a:blip r:embed="rId11"/>
+                    <a:stretch>
+                      <a:fillRect/>
+                    </a:stretch>
+                  </pic:blipFill>
+                  <pic:spPr>
+                    <a:xfrm>
+                      <a:off x="0" y="0"/>
+                      <a:ext cx="3939881" cy="1455546"/>
                     </a:xfrm>
                     <a:prstGeom prst="rect">
                       <a:avLst/>
@@ -1250,7 +1679,6 @@
   <w:style w:type="character" w:default="1" w:styleId="DefaultParagraphFont">
     <w:name w:val="Default Paragraph Font"/>
     <w:uiPriority w:val="1"/>
-    <w:semiHidden/>
     <w:unhideWhenUsed/>
   </w:style>
   <w:style w:type="table" w:default="1" w:styleId="TableNormal">
